--- a/report/空投比例公布盘前合约回测_20261029.docx
+++ b/report/空投比例公布盘前合约回测_20261029.docx
@@ -48,6 +48,206 @@
           <w:b w:val="0"/>
         </w:rPr>
         <w:t>@Greta0086 10-28 发推：「写个机器人盯着推特，只要空投比例低于预期（比如 5%），立马去开多，屡试不爽」，配图为币安 PREDICT 盘前合约 15 分钟线从 1.43 拉到 1.99。</w:t>
+      </w:r>
+    </w:p>
+    <w:p>
+      <w:pPr>
+        <w:pStyle w:val="Heading1"/>
+      </w:pPr>
+      <w:r>
+        <w:t>思考逻辑：一步步怎么走到这个结论</w:t>
+      </w:r>
+    </w:p>
+    <w:p>
+      <w:r>
+        <w:rPr>
+          <w:b w:val="0"/>
+        </w:rPr>
+        <w:t>每一步都是被上一步的数据逼着转向的，不是一开始就想好的。</w:t>
+      </w:r>
+    </w:p>
+    <w:p>
+      <w:pPr>
+        <w:pStyle w:val="Heading2"/>
+      </w:pPr>
+      <w:r>
+        <w:t>1. 起点：先验证原推</w:t>
+      </w:r>
+    </w:p>
+    <w:p>
+      <w:r>
+        <w:rPr>
+          <w:b w:val="0"/>
+        </w:rPr>
+        <w:t>最直接的验证方法是找到历史上所有「空投比例公布的那一刻」，看公布后价格怎么走。前提是公布那一刻必须有地方能交易、而且留下了 1 分钟 K 线，能满足的只有盘前合约。</w:t>
+      </w:r>
+    </w:p>
+    <w:p>
+      <w:pPr>
+        <w:pStyle w:val="Heading2"/>
+      </w:pPr>
+      <w:r>
+        <w:t>2. 数据源：Hyperliquid 拿不到，只能用币安</w:t>
+      </w:r>
+    </w:p>
+    <w:p>
+      <w:pPr>
+        <w:pStyle w:val="ListBullet"/>
+      </w:pPr>
+      <w:r>
+        <w:t>Hyperliquid：很多币最早的盘前交易在这里，但接口只给最近 5000 根 K 线（1 分钟线约 3.5 天），老数据只在其 AWS 付费存档。这是整个研究最大的缺口。</w:t>
+      </w:r>
+    </w:p>
+    <w:p>
+      <w:pPr>
+        <w:pStyle w:val="ListBullet"/>
+      </w:pPr>
+      <w:r>
+        <w:t>Bybit、MEXC：盘前那一段 K 线不保留，转正后才有。</w:t>
+      </w:r>
+    </w:p>
+    <w:p>
+      <w:pPr>
+        <w:pStyle w:val="ListBullet"/>
+      </w:pPr>
+      <w:r>
+        <w:t>OKX、Bitget：保留了，但 140 个空投 &lt;10% 的币里，公布那一刻在这两家有合约的一个都没有。</w:t>
+      </w:r>
+    </w:p>
+    <w:p>
+      <w:pPr>
+        <w:pStyle w:val="ListBullet"/>
+      </w:pPr>
+      <w:r>
+        <w:t>币安：完整保留盘前 1 分钟线，样本基本都来自币安。</w:t>
+      </w:r>
+    </w:p>
+    <w:p>
+      <w:pPr>
+        <w:pStyle w:val="Heading2"/>
+      </w:pPr>
+      <w:r>
+        <w:t>3. 币安盘前里，空投 &lt;10% 的只有几个</w:t>
+      </w:r>
+    </w:p>
+    <w:p>
+      <w:r>
+        <w:rPr>
+          <w:b w:val="0"/>
+        </w:rPr>
+        <w:t>先拿币安 2025-04 以来上过盘前合约的 29 个币，找盘前期间的公布时刻共 19 次；不管空投比例，晚 1 分钟做多，60 分钟平均 −3%，已经不像「屡试不爽」。</w:t>
+      </w:r>
+    </w:p>
+    <w:p>
+      <w:r>
+        <w:rPr>
+          <w:b w:val="0"/>
+        </w:rPr>
+        <w:t>再只看空投 &lt;10%：X API 全网搜 3453 条代币经济学帖，抽出 140 个空投 &lt;10% 的币，逐层剔除「公布时没有合约在交易」「现货早已上线」「比例在盘前开盘之前就公布（BABY、BREV、FOGO、INIT）」「博主猜测帖、早已公开的旧信息（CHIP）」。最后干净的只剩 4 次：PREDICT（7%）、MON 两个时点（3.33% / 3.3%）、SXT（7.5%），只有 PREDICT 一次大涨。</w:t>
+      </w:r>
+    </w:p>
+    <w:p>
+      <w:pPr>
+        <w:pStyle w:val="Heading2"/>
+      </w:pPr>
+      <w:r>
+        <w:t>4. MON 的异常把思路扭过来了</w:t>
+      </w:r>
+    </w:p>
+    <w:p>
+      <w:r>
+        <w:rPr>
+          <w:b w:val="0"/>
+        </w:rPr>
+        <w:t>按原推逻辑，空投最低的 MON（3.3%）最该涨，结果 1 小时内最多跌了 30%，是 4 次里跌得最狠的。回去看公告才发现，同一条推里公布了 Coinbase 公募价 0.025 美元（FDV 25 亿），而那一刻盘前合约价折算 FDV 是 64 亿：官方说「我们自己卖 25 亿」，盘前却按 64 亿交易，价格往官方价靠很自然。</w:t>
+      </w:r>
+    </w:p>
+    <w:p>
+      <w:r>
+        <w:rPr>
+          <w:b w:val="0"/>
+        </w:rPr>
+        <w:t>注意：这里比的不是现货开盘价，而是公布那一分钟的盘前合约价，因为要判断的是「公布那一下」能不能交易。</w:t>
+      </w:r>
+    </w:p>
+    <w:p>
+      <w:r>
+        <w:rPr>
+          <w:b w:val="0"/>
+        </w:rPr>
+        <w:t>同样的对照也解释了 PREDICT：14:22 公布代币经济学时没有给估值，涨了 40%；15:30 币安钱包公布打新价，估值 3 亿，当时盘前 16.7 亿，之后 24 小时跌了 15.7%。所以起作用的不是空投比例，而是「估值锚 ÷ 盘前 FDV」。</w:t>
+      </w:r>
+    </w:p>
+    <w:p>
+      <w:pPr>
+        <w:pStyle w:val="Heading2"/>
+      </w:pPr>
+      <w:r>
+        <w:t>5. 把这个比值当基准，去看其他币</w:t>
+      </w:r>
+    </w:p>
+    <w:p>
+      <w:r>
+        <w:rPr>
+          <w:b w:val="0"/>
+        </w:rPr>
+        <w:t>凡是在盘前期间公布了打新/公募/拍卖价的币都算一遍（见下文表 A）：盘前价高于估值锚的 6 次，24 小时全部下跌；但跌多少和高出多少不成正比（ZAMA 只高出 11% 却跌了 17%）；除了 MON，其他几个都是 1 小时后才开始慢慢跌，拼的不是速度是拿得住。很多币的打新价在盘前合约开盘之前就公布了（YB、MEGA、XPL、WLFI、PUMP、AZTEC、BREV、STABLE），那一刻没有合约可交易，不算。</w:t>
+      </w:r>
+    </w:p>
+    <w:p>
+      <w:pPr>
+        <w:pStyle w:val="Heading2"/>
+      </w:pPr>
+      <w:r>
+        <w:t>6. 反向样本找不到</w:t>
+      </w:r>
+    </w:p>
+    <w:p>
+      <w:r>
+        <w:rPr>
+          <w:b w:val="0"/>
+        </w:rPr>
+        <w:t>要证明「估值高于预期就涨」，需要「估值锚高于盘前价」的案例。币安钱包全部 9 期打新和 Coinbase 公募全是打新价低于盘前价，这本来就是让打新的人赚钱的设计。唯一表面反例是 ZAMA 第 5 期：挂牌价比盘前高 11%，但买 1 送 1，实际成本只有盘前的 56%，照样跌了。</w:t>
+      </w:r>
+    </w:p>
+    <w:p>
+      <w:pPr>
+        <w:pStyle w:val="Heading2"/>
+      </w:pPr>
+      <w:r>
+        <w:t>结论成色</w:t>
+      </w:r>
+    </w:p>
+    <w:p>
+      <w:pPr>
+        <w:pStyle w:val="ListBullet"/>
+      </w:pPr>
+      <w:r>
+        <w:t>空投比例和涨跌对不上：【实测】</w:t>
+      </w:r>
+    </w:p>
+    <w:p>
+      <w:pPr>
+        <w:pStyle w:val="ListBullet"/>
+      </w:pPr>
+      <w:r>
+        <w:t>盘前价高于估值锚 → 24 小时跌：6/6，【实测·小样本】</w:t>
+      </w:r>
+    </w:p>
+    <w:p>
+      <w:pPr>
+        <w:pStyle w:val="ListBullet"/>
+      </w:pPr>
+      <w:r>
+        <w:t>估值锚高于盘前价 → 涨：没有样本，【假设】</w:t>
+      </w:r>
+    </w:p>
+    <w:p>
+      <w:pPr>
+        <w:pStyle w:val="ListBullet"/>
+      </w:pPr>
+      <w:r>
+        <w:t>最大短板：没有 Hyperliquid 历史数据，样本停在 6 个；监控程序会在碰到反向样本时自动记录走势，样本会慢慢攒起来</w:t>
       </w:r>
     </w:p>
     <w:p>

--- a/report/空投比例公布盘前合约回测_20261029.docx
+++ b/report/空投比例公布盘前合约回测_20261029.docx
@@ -2106,6 +2106,138 @@
       </w:tr>
     </w:tbl>
     <w:p/>
+    <w:p>
+      <w:r>
+        <w:drawing>
+          <wp:inline xmlns:a="http://schemas.openxmlformats.org/drawingml/2006/main" xmlns:pic="http://schemas.openxmlformats.org/drawingml/2006/picture">
+            <wp:extent cx="5760720" cy="3240405"/>
+            <wp:docPr id="1" name="Picture 1"/>
+            <wp:cNvGraphicFramePr>
+              <a:graphicFrameLocks noChangeAspect="1"/>
+            </wp:cNvGraphicFramePr>
+            <a:graphic>
+              <a:graphicData uri="http://schemas.openxmlformats.org/drawingml/2006/picture">
+                <pic:pic>
+                  <pic:nvPicPr>
+                    <pic:cNvPr id="0" name="1_predict_fdv_timeline.png"/>
+                    <pic:cNvPicPr/>
+                  </pic:nvPicPr>
+                  <pic:blipFill>
+                    <a:blip r:embed="rId9"/>
+                    <a:stretch>
+                      <a:fillRect/>
+                    </a:stretch>
+                  </pic:blipFill>
+                  <pic:spPr>
+                    <a:xfrm>
+                      <a:off x="0" y="0"/>
+                      <a:ext cx="5760720" cy="3240405"/>
+                    </a:xfrm>
+                    <a:prstGeom prst="rect"/>
+                  </pic:spPr>
+                </pic:pic>
+              </a:graphicData>
+            </a:graphic>
+          </wp:inline>
+        </w:drawing>
+      </w:r>
+    </w:p>
+    <w:p>
+      <w:r>
+        <w:rPr>
+          <w:b w:val="0"/>
+        </w:rPr>
+        <w:t>图 1：PREDICT 盘前 FDV 与两个公布节点</w:t>
+      </w:r>
+    </w:p>
+    <w:p>
+      <w:r>
+        <w:drawing>
+          <wp:inline xmlns:a="http://schemas.openxmlformats.org/drawingml/2006/main" xmlns:pic="http://schemas.openxmlformats.org/drawingml/2006/picture">
+            <wp:extent cx="5760720" cy="3240405"/>
+            <wp:docPr id="2" name="Picture 2"/>
+            <wp:cNvGraphicFramePr>
+              <a:graphicFrameLocks noChangeAspect="1"/>
+            </wp:cNvGraphicFramePr>
+            <a:graphic>
+              <a:graphicData uri="http://schemas.openxmlformats.org/drawingml/2006/picture">
+                <pic:pic>
+                  <pic:nvPicPr>
+                    <pic:cNvPr id="0" name="2_mon_fdv_timeline.png"/>
+                    <pic:cNvPicPr/>
+                  </pic:nvPicPr>
+                  <pic:blipFill>
+                    <a:blip r:embed="rId10"/>
+                    <a:stretch>
+                      <a:fillRect/>
+                    </a:stretch>
+                  </pic:blipFill>
+                  <pic:spPr>
+                    <a:xfrm>
+                      <a:off x="0" y="0"/>
+                      <a:ext cx="5760720" cy="3240405"/>
+                    </a:xfrm>
+                    <a:prstGeom prst="rect"/>
+                  </pic:spPr>
+                </pic:pic>
+              </a:graphicData>
+            </a:graphic>
+          </wp:inline>
+        </w:drawing>
+      </w:r>
+    </w:p>
+    <w:p>
+      <w:r>
+        <w:rPr>
+          <w:b w:val="0"/>
+        </w:rPr>
+        <w:t>图 2：MON 盘前 FDV 与两个公布节点</w:t>
+      </w:r>
+    </w:p>
+    <w:p>
+      <w:r>
+        <w:drawing>
+          <wp:inline xmlns:a="http://schemas.openxmlformats.org/drawingml/2006/main" xmlns:pic="http://schemas.openxmlformats.org/drawingml/2006/picture">
+            <wp:extent cx="5760720" cy="3240405"/>
+            <wp:docPr id="3" name="Picture 3"/>
+            <wp:cNvGraphicFramePr>
+              <a:graphicFrameLocks noChangeAspect="1"/>
+            </wp:cNvGraphicFramePr>
+            <a:graphic>
+              <a:graphicData uri="http://schemas.openxmlformats.org/drawingml/2006/picture">
+                <pic:pic>
+                  <pic:nvPicPr>
+                    <pic:cNvPr id="0" name="3_anchor_ratio_vs_24h.png"/>
+                    <pic:cNvPicPr/>
+                  </pic:nvPicPr>
+                  <pic:blipFill>
+                    <a:blip r:embed="rId11"/>
+                    <a:stretch>
+                      <a:fillRect/>
+                    </a:stretch>
+                  </pic:blipFill>
+                  <pic:spPr>
+                    <a:xfrm>
+                      <a:off x="0" y="0"/>
+                      <a:ext cx="5760720" cy="3240405"/>
+                    </a:xfrm>
+                    <a:prstGeom prst="rect"/>
+                  </pic:spPr>
+                </pic:pic>
+              </a:graphicData>
+            </a:graphic>
+          </wp:inline>
+        </w:drawing>
+      </w:r>
+    </w:p>
+    <w:p>
+      <w:r>
+        <w:rPr>
+          <w:b w:val="0"/>
+        </w:rPr>
+        <w:t>图 3：6 次「盘前高于估值锚」事件的 24 小时涨跌</w:t>
+      </w:r>
+    </w:p>
     <w:p>
       <w:r>
         <w:rPr>

--- a/report/空投比例公布盘前合约回测_20261029.docx
+++ b/report/空投比例公布盘前合约回测_20261029.docx
@@ -2243,7 +2243,7 @@
         <w:rPr>
           <w:b/>
         </w:rPr>
-        <w:t>表 B：公布时没有估值锚的事件（空投 &lt;10%）</w:t>
+        <w:t>表 B：公布时没有估值锚的事件（空投 &lt;10%）—— 像 PREDICT 那样「只公布空投、不给估值」的是不是都涨了？</w:t>
       </w:r>
     </w:p>
     <w:tbl>
@@ -2254,18 +2254,20 @@
         <w:tblLook w:firstColumn="1" w:firstRow="1" w:lastColumn="0" w:lastRow="0" w:noHBand="0" w:noVBand="1" w:val="04A0"/>
       </w:tblPr>
       <w:tblGrid>
-        <w:gridCol w:w="1234"/>
-        <w:gridCol w:w="1234"/>
-        <w:gridCol w:w="1234"/>
-        <w:gridCol w:w="1234"/>
-        <w:gridCol w:w="1234"/>
-        <w:gridCol w:w="1234"/>
-        <w:gridCol w:w="1234"/>
+        <w:gridCol w:w="960"/>
+        <w:gridCol w:w="960"/>
+        <w:gridCol w:w="960"/>
+        <w:gridCol w:w="960"/>
+        <w:gridCol w:w="960"/>
+        <w:gridCol w:w="960"/>
+        <w:gridCol w:w="960"/>
+        <w:gridCol w:w="960"/>
+        <w:gridCol w:w="960"/>
       </w:tblGrid>
       <w:tr>
         <w:tc>
           <w:tcPr>
-            <w:tcW w:type="dxa" w:w="1234"/>
+            <w:tcW w:type="dxa" w:w="960"/>
           </w:tcPr>
           <w:p>
             <w:r/>
@@ -2280,7 +2282,7 @@
         </w:tc>
         <w:tc>
           <w:tcPr>
-            <w:tcW w:type="dxa" w:w="1234"/>
+            <w:tcW w:type="dxa" w:w="960"/>
           </w:tcPr>
           <w:p>
             <w:r/>
@@ -2295,7 +2297,7 @@
         </w:tc>
         <w:tc>
           <w:tcPr>
-            <w:tcW w:type="dxa" w:w="1234"/>
+            <w:tcW w:type="dxa" w:w="960"/>
           </w:tcPr>
           <w:p>
             <w:r/>
@@ -2310,7 +2312,7 @@
         </w:tc>
         <w:tc>
           <w:tcPr>
-            <w:tcW w:type="dxa" w:w="1234"/>
+            <w:tcW w:type="dxa" w:w="960"/>
           </w:tcPr>
           <w:p>
             <w:r/>
@@ -2325,7 +2327,7 @@
         </w:tc>
         <w:tc>
           <w:tcPr>
-            <w:tcW w:type="dxa" w:w="1234"/>
+            <w:tcW w:type="dxa" w:w="960"/>
           </w:tcPr>
           <w:p>
             <w:r/>
@@ -2334,13 +2336,43 @@
                 <w:b/>
                 <w:sz w:val="18"/>
               </w:rPr>
+              <w:t>60分钟内最高</w:t>
+            </w:r>
+          </w:p>
+        </w:tc>
+        <w:tc>
+          <w:tcPr>
+            <w:tcW w:type="dxa" w:w="960"/>
+          </w:tcPr>
+          <w:p>
+            <w:r/>
+            <w:r>
+              <w:rPr>
+                <w:b/>
+                <w:sz w:val="18"/>
+              </w:rPr>
+              <w:t>到顶(分钟)</w:t>
+            </w:r>
+          </w:p>
+        </w:tc>
+        <w:tc>
+          <w:tcPr>
+            <w:tcW w:type="dxa" w:w="960"/>
+          </w:tcPr>
+          <w:p>
+            <w:r/>
+            <w:r>
+              <w:rPr>
+                <w:b/>
+                <w:sz w:val="18"/>
+              </w:rPr>
               <w:t>60分钟</w:t>
             </w:r>
           </w:p>
         </w:tc>
         <w:tc>
           <w:tcPr>
-            <w:tcW w:type="dxa" w:w="1234"/>
+            <w:tcW w:type="dxa" w:w="960"/>
           </w:tcPr>
           <w:p>
             <w:r/>
@@ -2355,7 +2387,7 @@
         </w:tc>
         <w:tc>
           <w:tcPr>
-            <w:tcW w:type="dxa" w:w="1234"/>
+            <w:tcW w:type="dxa" w:w="960"/>
           </w:tcPr>
           <w:p>
             <w:r/>
@@ -2372,7 +2404,7 @@
       <w:tr>
         <w:tc>
           <w:tcPr>
-            <w:tcW w:type="dxa" w:w="1234"/>
+            <w:tcW w:type="dxa" w:w="960"/>
           </w:tcPr>
           <w:p>
             <w:r/>
@@ -2386,7 +2418,7 @@
         </w:tc>
         <w:tc>
           <w:tcPr>
-            <w:tcW w:type="dxa" w:w="1234"/>
+            <w:tcW w:type="dxa" w:w="960"/>
           </w:tcPr>
           <w:p>
             <w:r/>
@@ -2400,7 +2432,7 @@
         </w:tc>
         <w:tc>
           <w:tcPr>
-            <w:tcW w:type="dxa" w:w="1234"/>
+            <w:tcW w:type="dxa" w:w="960"/>
           </w:tcPr>
           <w:p>
             <w:r/>
@@ -2414,7 +2446,7 @@
         </w:tc>
         <w:tc>
           <w:tcPr>
-            <w:tcW w:type="dxa" w:w="1234"/>
+            <w:tcW w:type="dxa" w:w="960"/>
           </w:tcPr>
           <w:p>
             <w:r/>
@@ -2428,7 +2460,7 @@
         </w:tc>
         <w:tc>
           <w:tcPr>
-            <w:tcW w:type="dxa" w:w="1234"/>
+            <w:tcW w:type="dxa" w:w="960"/>
           </w:tcPr>
           <w:p>
             <w:r/>
@@ -2437,13 +2469,42 @@
                 <w:color w:val="1E8449"/>
                 <w:sz w:val="18"/>
               </w:rPr>
+              <w:t>+40.1%</w:t>
+            </w:r>
+          </w:p>
+        </w:tc>
+        <w:tc>
+          <w:tcPr>
+            <w:tcW w:type="dxa" w:w="960"/>
+          </w:tcPr>
+          <w:p>
+            <w:r/>
+            <w:r>
+              <w:rPr>
+                <w:sz w:val="18"/>
+              </w:rPr>
+              <w:t>23</w:t>
+            </w:r>
+          </w:p>
+        </w:tc>
+        <w:tc>
+          <w:tcPr>
+            <w:tcW w:type="dxa" w:w="960"/>
+          </w:tcPr>
+          <w:p>
+            <w:r/>
+            <w:r>
+              <w:rPr>
+                <w:color w:val="1E8449"/>
+                <w:sz w:val="18"/>
+              </w:rPr>
               <w:t>+24.5%</w:t>
             </w:r>
           </w:p>
         </w:tc>
         <w:tc>
           <w:tcPr>
-            <w:tcW w:type="dxa" w:w="1234"/>
+            <w:tcW w:type="dxa" w:w="960"/>
           </w:tcPr>
           <w:p>
             <w:r/>
@@ -2458,7 +2519,7 @@
         </w:tc>
         <w:tc>
           <w:tcPr>
-            <w:tcW w:type="dxa" w:w="1234"/>
+            <w:tcW w:type="dxa" w:w="960"/>
           </w:tcPr>
           <w:p>
             <w:r/>
@@ -2475,7 +2536,7 @@
       <w:tr>
         <w:tc>
           <w:tcPr>
-            <w:tcW w:type="dxa" w:w="1234"/>
+            <w:tcW w:type="dxa" w:w="960"/>
           </w:tcPr>
           <w:p>
             <w:r/>
@@ -2489,7 +2550,7 @@
         </w:tc>
         <w:tc>
           <w:tcPr>
-            <w:tcW w:type="dxa" w:w="1234"/>
+            <w:tcW w:type="dxa" w:w="960"/>
           </w:tcPr>
           <w:p>
             <w:r/>
@@ -2503,7 +2564,7 @@
         </w:tc>
         <w:tc>
           <w:tcPr>
-            <w:tcW w:type="dxa" w:w="1234"/>
+            <w:tcW w:type="dxa" w:w="960"/>
           </w:tcPr>
           <w:p>
             <w:r/>
@@ -2517,7 +2578,7 @@
         </w:tc>
         <w:tc>
           <w:tcPr>
-            <w:tcW w:type="dxa" w:w="1234"/>
+            <w:tcW w:type="dxa" w:w="960"/>
           </w:tcPr>
           <w:p>
             <w:r/>
@@ -2531,7 +2592,35 @@
         </w:tc>
         <w:tc>
           <w:tcPr>
-            <w:tcW w:type="dxa" w:w="1234"/>
+            <w:tcW w:type="dxa" w:w="960"/>
+          </w:tcPr>
+          <w:p>
+            <w:r/>
+            <w:r>
+              <w:rPr>
+                <w:sz w:val="18"/>
+              </w:rPr>
+              <w:t>+1.4%</w:t>
+            </w:r>
+          </w:p>
+        </w:tc>
+        <w:tc>
+          <w:tcPr>
+            <w:tcW w:type="dxa" w:w="960"/>
+          </w:tcPr>
+          <w:p>
+            <w:r/>
+            <w:r>
+              <w:rPr>
+                <w:sz w:val="18"/>
+              </w:rPr>
+              <w:t>49</w:t>
+            </w:r>
+          </w:p>
+        </w:tc>
+        <w:tc>
+          <w:tcPr>
+            <w:tcW w:type="dxa" w:w="960"/>
           </w:tcPr>
           <w:p>
             <w:r/>
@@ -2545,7 +2634,7 @@
         </w:tc>
         <w:tc>
           <w:tcPr>
-            <w:tcW w:type="dxa" w:w="1234"/>
+            <w:tcW w:type="dxa" w:w="960"/>
           </w:tcPr>
           <w:p>
             <w:r/>
@@ -2559,7 +2648,7 @@
         </w:tc>
         <w:tc>
           <w:tcPr>
-            <w:tcW w:type="dxa" w:w="1234"/>
+            <w:tcW w:type="dxa" w:w="960"/>
           </w:tcPr>
           <w:p>
             <w:r/>
@@ -2575,7 +2664,7 @@
       <w:tr>
         <w:tc>
           <w:tcPr>
-            <w:tcW w:type="dxa" w:w="1234"/>
+            <w:tcW w:type="dxa" w:w="960"/>
           </w:tcPr>
           <w:p>
             <w:r/>
@@ -2589,7 +2678,7 @@
         </w:tc>
         <w:tc>
           <w:tcPr>
-            <w:tcW w:type="dxa" w:w="1234"/>
+            <w:tcW w:type="dxa" w:w="960"/>
           </w:tcPr>
           <w:p>
             <w:r/>
@@ -2603,7 +2692,7 @@
         </w:tc>
         <w:tc>
           <w:tcPr>
-            <w:tcW w:type="dxa" w:w="1234"/>
+            <w:tcW w:type="dxa" w:w="960"/>
           </w:tcPr>
           <w:p>
             <w:r/>
@@ -2617,7 +2706,7 @@
         </w:tc>
         <w:tc>
           <w:tcPr>
-            <w:tcW w:type="dxa" w:w="1234"/>
+            <w:tcW w:type="dxa" w:w="960"/>
           </w:tcPr>
           <w:p>
             <w:r/>
@@ -2631,7 +2720,35 @@
         </w:tc>
         <w:tc>
           <w:tcPr>
-            <w:tcW w:type="dxa" w:w="1234"/>
+            <w:tcW w:type="dxa" w:w="960"/>
+          </w:tcPr>
+          <w:p>
+            <w:r/>
+            <w:r>
+              <w:rPr>
+                <w:sz w:val="18"/>
+              </w:rPr>
+              <w:t>+2.6%</w:t>
+            </w:r>
+          </w:p>
+        </w:tc>
+        <w:tc>
+          <w:tcPr>
+            <w:tcW w:type="dxa" w:w="960"/>
+          </w:tcPr>
+          <w:p>
+            <w:r/>
+            <w:r>
+              <w:rPr>
+                <w:sz w:val="18"/>
+              </w:rPr>
+              <w:t>27</w:t>
+            </w:r>
+          </w:p>
+        </w:tc>
+        <w:tc>
+          <w:tcPr>
+            <w:tcW w:type="dxa" w:w="960"/>
           </w:tcPr>
           <w:p>
             <w:r/>
@@ -2645,7 +2762,7 @@
         </w:tc>
         <w:tc>
           <w:tcPr>
-            <w:tcW w:type="dxa" w:w="1234"/>
+            <w:tcW w:type="dxa" w:w="960"/>
           </w:tcPr>
           <w:p>
             <w:r/>
@@ -2659,16 +2776,15 @@
         </w:tc>
         <w:tc>
           <w:tcPr>
-            <w:tcW w:type="dxa" w:w="1234"/>
-          </w:tcPr>
-          <w:p>
-            <w:r/>
-            <w:r>
-              <w:rPr>
-                <w:color w:val="1E8449"/>
-                <w:sz w:val="18"/>
-              </w:rPr>
-              <w:t>+12.8%</w:t>
+            <w:tcW w:type="dxa" w:w="960"/>
+          </w:tcPr>
+          <w:p>
+            <w:r/>
+            <w:r>
+              <w:rPr>
+                <w:sz w:val="18"/>
+              </w:rPr>
+              <w:t>+12.8%*</w:t>
             </w:r>
           </w:p>
         </w:tc>
@@ -2680,7 +2796,15 @@
         <w:rPr>
           <w:b w:val="0"/>
         </w:rPr>
-        <w:t>* MON 链上被扒这一行的 4 小时 / 24 小时窗口包含了后面的 Coinbase 公募公告，跌幅主要来自后者。</w:t>
+        <w:t>* 被后续公告污染，不能算在这次公布头上：MON 被扒 3.5 小时后官方公布了公募价（25 亿 vs 盘前 64 亿），4 小时/24 小时的跌幅主要来自公募价；SXT 公布 14 小时后币安公布 Launchpool，24 小时的 +12.8% 混进了这条利好。</w:t>
+      </w:r>
+    </w:p>
+    <w:p>
+      <w:r>
+        <w:rPr>
+          <w:b w:val="0"/>
+        </w:rPr>
+        <w:t>答案：不是都涨。干净地只看公布后 1 小时，3 次里只有 PREDICT 一次明显上涨（最高 +40%，1 小时 +24.5%），MON 最高 +1.4%、SXT 最高 +2.6% 基本不动；PREDICT 拿到第 4 小时也已经吐回（-2.6%）。PREDICT 特别的原因可能是当时盘前币少、关注度集中，或「立即领取只给 35%」让能马上卖的筹码少，但只有 1 个样本，属【假设】。所以「没有估值锚 + 空投低 → 涨」不能当信号，只能当观察项（监控里标【仅观察】）；要站得住至少还需要十几个同类样本，而这类样本大部分在 Hyperliquid。</w:t>
       </w:r>
     </w:p>
     <w:p>
@@ -2720,7 +2844,7 @@
         <w:pStyle w:val="ListBullet"/>
       </w:pPr>
       <w:r>
-        <w:t>没有估值锚 + 空投低的 3 次：PREDICT 1 小时 +24.5%、SXT 24 小时 +12.8%、MON 不动。有 2 次涨，但涨的时间点不一样，样本太少。</w:t>
+        <w:t>没有估值锚 + 空投低的 3 次：只有 PREDICT 1 小时内明显上涨，MON、SXT 1 小时内基本不动（SXT 24 小时 +12.8% 混进了币安 Launchpool 利好，不算）。见表 B。</w:t>
       </w:r>
     </w:p>
     <w:p>
